--- a/docs/visites-guidees/topkapi.docx
+++ b/docs/visites-guidees/topkapi.docx
@@ -34,30 +34,45 @@
     </w:p>
     <w:p>
       <w:r>
-        <w:rPr>
-          <w:i/>
-          <w:iCs/>
-        </w:rPr>
-        <w:t>(Insérez ici le plan du palais)</w:t>
-      </w:r>
-    </w:p>
-    <w:p>
-      <w:r>
-        <w:t xml:space="preserve">Lien image libre de droit : </w:t>
-      </w:r>
-      <w:hyperlink r:id="rId5" w:history="1">
-        <w:r>
-          <w:rPr>
-            <w:rStyle w:val="Lienhypertexte"/>
-          </w:rPr>
-          <w:t>https://upload.wikimedia.org/wikipedia/commons/1/1f/Topkapi_Palace_Map.png</w:t>
-        </w:r>
-      </w:hyperlink>
-    </w:p>
-    <w:p>
+        <w:drawing>
+          <wp:inline distT="0" distB="0" distL="0" distR="0" wp14:anchorId="481F7F9F" wp14:editId="057E9ADB">
+            <wp:extent cx="5760720" cy="3880485"/>
+            <wp:effectExtent l="0" t="0" r="0" b="5715"/>
+            <wp:docPr id="186991195" name="Image 1"/>
+            <wp:cNvGraphicFramePr>
+              <a:graphicFrameLocks xmlns:a="http://schemas.openxmlformats.org/drawingml/2006/main" noChangeAspect="1"/>
+            </wp:cNvGraphicFramePr>
+            <a:graphic xmlns:a="http://schemas.openxmlformats.org/drawingml/2006/main">
+              <a:graphicData uri="http://schemas.openxmlformats.org/drawingml/2006/picture">
+                <pic:pic xmlns:pic="http://schemas.openxmlformats.org/drawingml/2006/picture">
+                  <pic:nvPicPr>
+                    <pic:cNvPr id="186991195" name=""/>
+                    <pic:cNvPicPr/>
+                  </pic:nvPicPr>
+                  <pic:blipFill>
+                    <a:blip r:embed="rId5"/>
+                    <a:stretch>
+                      <a:fillRect/>
+                    </a:stretch>
+                  </pic:blipFill>
+                  <pic:spPr>
+                    <a:xfrm>
+                      <a:off x="0" y="0"/>
+                      <a:ext cx="5760720" cy="3880485"/>
+                    </a:xfrm>
+                    <a:prstGeom prst="rect">
+                      <a:avLst/>
+                    </a:prstGeom>
+                  </pic:spPr>
+                </pic:pic>
+              </a:graphicData>
+            </a:graphic>
+          </wp:inline>
+        </w:drawing>
+      </w:r>
       <w:r>
         <w:pict w14:anchorId="0794CC3F">
-          <v:rect id="_x0000_i1097" style="width:0;height:1.5pt" o:hralign="center" o:hrstd="t" o:hr="t" fillcolor="#a0a0a0" stroked="f"/>
+          <v:rect id="_x0000_i1025" style="width:0;height:1.5pt" o:hralign="center" o:hrstd="t" o:hr="t" fillcolor="#a0a0a0" stroked="f"/>
         </w:pict>
       </w:r>
     </w:p>
@@ -149,7 +164,7 @@
     <w:p>
       <w:r>
         <w:pict w14:anchorId="726C34E5">
-          <v:rect id="_x0000_i1098" style="width:0;height:1.5pt" o:hralign="center" o:hrstd="t" o:hr="t" fillcolor="#a0a0a0" stroked="f"/>
+          <v:rect id="_x0000_i1026" style="width:0;height:1.5pt" o:hralign="center" o:hrstd="t" o:hr="t" fillcolor="#a0a0a0" stroked="f"/>
         </w:pict>
       </w:r>
     </w:p>
@@ -170,6 +185,7 @@
     </w:p>
     <w:p>
       <w:r>
+        <w:lastRenderedPageBreak/>
         <w:t xml:space="preserve">En franchissant la </w:t>
       </w:r>
       <w:r>
@@ -194,24 +210,45 @@
           <w:i/>
           <w:iCs/>
         </w:rPr>
-        <w:t>(Photo : Porte Impériale)</w:t>
-      </w:r>
-      <w:r>
-        <w:t xml:space="preserve"> Lien : </w:t>
-      </w:r>
-      <w:hyperlink r:id="rId7" w:history="1">
-        <w:r>
-          <w:rPr>
-            <w:rStyle w:val="Lienhypertexte"/>
-          </w:rPr>
-          <w:t>https://upload.wikimedia.org/wikipedia/commons/3/3c/Bab-ı_Hümâyun.jpg</w:t>
-        </w:r>
-      </w:hyperlink>
-    </w:p>
-    <w:p>
+        <w:drawing>
+          <wp:inline distT="0" distB="0" distL="0" distR="0" wp14:anchorId="5FC52C6A" wp14:editId="61C4939F">
+            <wp:extent cx="5760720" cy="3232785"/>
+            <wp:effectExtent l="0" t="0" r="0" b="5715"/>
+            <wp:docPr id="647082409" name="Image 1"/>
+            <wp:cNvGraphicFramePr>
+              <a:graphicFrameLocks xmlns:a="http://schemas.openxmlformats.org/drawingml/2006/main" noChangeAspect="1"/>
+            </wp:cNvGraphicFramePr>
+            <a:graphic xmlns:a="http://schemas.openxmlformats.org/drawingml/2006/main">
+              <a:graphicData uri="http://schemas.openxmlformats.org/drawingml/2006/picture">
+                <pic:pic xmlns:pic="http://schemas.openxmlformats.org/drawingml/2006/picture">
+                  <pic:nvPicPr>
+                    <pic:cNvPr id="647082409" name=""/>
+                    <pic:cNvPicPr/>
+                  </pic:nvPicPr>
+                  <pic:blipFill>
+                    <a:blip r:embed="rId7"/>
+                    <a:stretch>
+                      <a:fillRect/>
+                    </a:stretch>
+                  </pic:blipFill>
+                  <pic:spPr>
+                    <a:xfrm>
+                      <a:off x="0" y="0"/>
+                      <a:ext cx="5760720" cy="3232785"/>
+                    </a:xfrm>
+                    <a:prstGeom prst="rect">
+                      <a:avLst/>
+                    </a:prstGeom>
+                  </pic:spPr>
+                </pic:pic>
+              </a:graphicData>
+            </a:graphic>
+          </wp:inline>
+        </w:drawing>
+      </w:r>
       <w:r>
         <w:pict w14:anchorId="3C36353F">
-          <v:rect id="_x0000_i1099" style="width:0;height:1.5pt" o:hralign="center" o:hrstd="t" o:hr="t" fillcolor="#a0a0a0" stroked="f"/>
+          <v:rect id="_x0000_i1027" style="width:0;height:1.5pt" o:hralign="center" o:hrstd="t" o:hr="t" fillcolor="#a0a0a0" stroked="f"/>
         </w:pict>
       </w:r>
     </w:p>
@@ -262,7 +299,6 @@
     </w:p>
     <w:p>
       <w:r>
-        <w:lastRenderedPageBreak/>
         <w:t xml:space="preserve">Les cuisines pouvaient préparer jusqu’à </w:t>
       </w:r>
       <w:r>
@@ -299,7 +335,7 @@
     <w:p>
       <w:r>
         <w:pict w14:anchorId="06A575B3">
-          <v:rect id="_x0000_i1100" style="width:0;height:1.5pt" o:hralign="center" o:hrstd="t" o:hr="t" fillcolor="#a0a0a0" stroked="f"/>
+          <v:rect id="_x0000_i1028" style="width:0;height:1.5pt" o:hralign="center" o:hrstd="t" o:hr="t" fillcolor="#a0a0a0" stroked="f"/>
         </w:pict>
       </w:r>
     </w:p>
@@ -320,6 +356,7 @@
     </w:p>
     <w:p>
       <w:r>
+        <w:lastRenderedPageBreak/>
         <w:t>Lorsque vous entrez dans la salle du Divan, remarquez le silence. Les murs recouverts de faïences d’Iznik renvoient une lumière douce. À gauche, une petite fenêtre grillagée : c’est par là que le sultan observait les réunions sans être vu.</w:t>
       </w:r>
     </w:p>
@@ -351,7 +388,7 @@
     <w:p>
       <w:r>
         <w:pict w14:anchorId="14A11644">
-          <v:rect id="_x0000_i1101" style="width:0;height:1.5pt" o:hralign="center" o:hrstd="t" o:hr="t" fillcolor="#a0a0a0" stroked="f"/>
+          <v:rect id="_x0000_i1029" style="width:0;height:1.5pt" o:hralign="center" o:hrstd="t" o:hr="t" fillcolor="#a0a0a0" stroked="f"/>
         </w:pict>
       </w:r>
     </w:p>
@@ -458,7 +495,7 @@
     <w:p>
       <w:r>
         <w:pict w14:anchorId="02DFF810">
-          <v:rect id="_x0000_i1102" style="width:0;height:1.5pt" o:hralign="center" o:hrstd="t" o:hr="t" fillcolor="#a0a0a0" stroked="f"/>
+          <v:rect id="_x0000_i1030" style="width:0;height:1.5pt" o:hralign="center" o:hrstd="t" o:hr="t" fillcolor="#a0a0a0" stroked="f"/>
         </w:pict>
       </w:r>
     </w:p>
@@ -500,7 +537,6 @@
         </w:numPr>
       </w:pPr>
       <w:r>
-        <w:lastRenderedPageBreak/>
         <w:t xml:space="preserve">Le </w:t>
       </w:r>
       <w:r>
@@ -581,7 +617,7 @@
     <w:p>
       <w:r>
         <w:pict w14:anchorId="653C2A9E">
-          <v:rect id="_x0000_i1103" style="width:0;height:1.5pt" o:hralign="center" o:hrstd="t" o:hr="t" fillcolor="#a0a0a0" stroked="f"/>
+          <v:rect id="_x0000_i1031" style="width:0;height:1.5pt" o:hralign="center" o:hrstd="t" o:hr="t" fillcolor="#a0a0a0" stroked="f"/>
         </w:pict>
       </w:r>
     </w:p>
@@ -597,6 +633,7 @@
           <w:b/>
           <w:bCs/>
         </w:rPr>
+        <w:lastRenderedPageBreak/>
         <w:t>Pavillon des Reliques Sacrées</w:t>
       </w:r>
     </w:p>
@@ -676,7 +713,7 @@
     <w:p>
       <w:r>
         <w:pict w14:anchorId="503BE111">
-          <v:rect id="_x0000_i1104" style="width:0;height:1.5pt" o:hralign="center" o:hrstd="t" o:hr="t" fillcolor="#a0a0a0" stroked="f"/>
+          <v:rect id="_x0000_i1032" style="width:0;height:1.5pt" o:hralign="center" o:hrstd="t" o:hr="t" fillcolor="#a0a0a0" stroked="f"/>
         </w:pict>
       </w:r>
     </w:p>
@@ -743,7 +780,7 @@
     <w:p>
       <w:r>
         <w:pict w14:anchorId="243628B6">
-          <v:rect id="_x0000_i1105" style="width:0;height:1.5pt" o:hralign="center" o:hrstd="t" o:hr="t" fillcolor="#a0a0a0" stroked="f"/>
+          <v:rect id="_x0000_i1033" style="width:0;height:1.5pt" o:hralign="center" o:hrstd="t" o:hr="t" fillcolor="#a0a0a0" stroked="f"/>
         </w:pict>
       </w:r>
     </w:p>
@@ -788,7 +825,6 @@
           <w:i/>
           <w:iCs/>
         </w:rPr>
-        <w:lastRenderedPageBreak/>
         <w:t>(Photo : Bibliothèque)</w:t>
       </w:r>
       <w:r>
@@ -815,23 +851,7 @@
           <w:b/>
           <w:bCs/>
         </w:rPr>
-        <w:t xml:space="preserve">Salle des Audiences (Arz </w:t>
-      </w:r>
-      <w:proofErr w:type="spellStart"/>
-      <w:r>
-        <w:rPr>
-          <w:b/>
-          <w:bCs/>
-        </w:rPr>
-        <w:t>Odası</w:t>
-      </w:r>
-      <w:proofErr w:type="spellEnd"/>
-      <w:r>
-        <w:rPr>
-          <w:b/>
-          <w:bCs/>
-        </w:rPr>
-        <w:t>)</w:t>
+        <w:t>Salle des Audiences (Arz Odası)</w:t>
       </w:r>
     </w:p>
     <w:p>
@@ -845,23 +865,7 @@
           <w:i/>
           <w:iCs/>
         </w:rPr>
-        <w:t xml:space="preserve">(Photo : Arz </w:t>
-      </w:r>
-      <w:proofErr w:type="spellStart"/>
-      <w:r>
-        <w:rPr>
-          <w:i/>
-          <w:iCs/>
-        </w:rPr>
-        <w:t>Odası</w:t>
-      </w:r>
-      <w:proofErr w:type="spellEnd"/>
-      <w:r>
-        <w:rPr>
-          <w:i/>
-          <w:iCs/>
-        </w:rPr>
-        <w:t>)</w:t>
+        <w:t>(Photo : Arz Odası)</w:t>
       </w:r>
       <w:r>
         <w:t xml:space="preserve"> Lien : </w:t>
@@ -892,6 +896,7 @@
     </w:p>
     <w:p>
       <w:r>
+        <w:lastRenderedPageBreak/>
         <w:t>Un lieu sacré, silencieux, raffiné.</w:t>
       </w:r>
     </w:p>
@@ -967,17 +972,8 @@
           <w:b/>
           <w:bCs/>
         </w:rPr>
-        <w:t xml:space="preserve">Pavillon de </w:t>
-      </w:r>
-      <w:proofErr w:type="spellStart"/>
-      <w:r>
-        <w:rPr>
-          <w:b/>
-          <w:bCs/>
-        </w:rPr>
-        <w:t>Mecidiye</w:t>
-      </w:r>
-      <w:proofErr w:type="spellEnd"/>
+        <w:t>Pavillon de Mecidiye</w:t>
+      </w:r>
     </w:p>
     <w:p>
       <w:r>
@@ -990,23 +986,7 @@
           <w:i/>
           <w:iCs/>
         </w:rPr>
-        <w:t xml:space="preserve">(Photo : </w:t>
-      </w:r>
-      <w:proofErr w:type="spellStart"/>
-      <w:r>
-        <w:rPr>
-          <w:i/>
-          <w:iCs/>
-        </w:rPr>
-        <w:t>Mecidiye</w:t>
-      </w:r>
-      <w:proofErr w:type="spellEnd"/>
-      <w:r>
-        <w:rPr>
-          <w:i/>
-          <w:iCs/>
-        </w:rPr>
-        <w:t>)</w:t>
+        <w:t>(Photo : Mecidiye)</w:t>
       </w:r>
       <w:r>
         <w:t xml:space="preserve"> Lien : </w:t>
@@ -1126,7 +1106,6 @@
           <w:i/>
           <w:iCs/>
         </w:rPr>
-        <w:lastRenderedPageBreak/>
         <w:t>(Photo : Pavillon d’Or)</w:t>
       </w:r>
       <w:r>
@@ -1223,8 +1202,9 @@
     </w:p>
     <w:p>
       <w:r>
+        <w:lastRenderedPageBreak/>
         <w:pict w14:anchorId="4CC4984C">
-          <v:rect id="_x0000_i1106" style="width:0;height:1.5pt" o:hralign="center" o:hrstd="t" o:hr="t" fillcolor="#a0a0a0" stroked="f"/>
+          <v:rect id="_x0000_i1034" style="width:0;height:1.5pt" o:hralign="center" o:hrstd="t" o:hr="t" fillcolor="#a0a0a0" stroked="f"/>
         </w:pict>
       </w:r>
     </w:p>
@@ -1312,7 +1292,7 @@
     <w:p>
       <w:r>
         <w:pict w14:anchorId="2D136EB5">
-          <v:rect id="_x0000_i1107" style="width:0;height:1.5pt" o:hralign="center" o:hrstd="t" o:hr="t" fillcolor="#a0a0a0" stroked="f"/>
+          <v:rect id="_x0000_i1035" style="width:0;height:1.5pt" o:hralign="center" o:hrstd="t" o:hr="t" fillcolor="#a0a0a0" stroked="f"/>
         </w:pict>
       </w:r>
     </w:p>
@@ -1429,7 +1409,7 @@
     <w:p>
       <w:r>
         <w:pict w14:anchorId="5D8ADA16">
-          <v:rect id="_x0000_i1108" style="width:0;height:1.5pt" o:hralign="center" o:hrstd="t" o:hr="t" fillcolor="#a0a0a0" stroked="f"/>
+          <v:rect id="_x0000_i1036" style="width:0;height:1.5pt" o:hralign="center" o:hrstd="t" o:hr="t" fillcolor="#a0a0a0" stroked="f"/>
         </w:pict>
       </w:r>
     </w:p>
@@ -2624,6 +2604,7 @@
   <w:style w:type="character" w:default="1" w:styleId="Policepardfaut">
     <w:name w:val="Default Paragraph Font"/>
     <w:uiPriority w:val="1"/>
+    <w:semiHidden/>
     <w:unhideWhenUsed/>
   </w:style>
   <w:style w:type="table" w:default="1" w:styleId="TableauNormal">
@@ -2958,6 +2939,18 @@
     <w:rPr>
       <w:color w:val="605E5C"/>
       <w:shd w:val="clear" w:color="auto" w:fill="E1DFDD"/>
+    </w:rPr>
+  </w:style>
+  <w:style w:type="character" w:styleId="Lienhypertextesuivivisit">
+    <w:name w:val="FollowedHyperlink"/>
+    <w:basedOn w:val="Policepardfaut"/>
+    <w:uiPriority w:val="99"/>
+    <w:semiHidden/>
+    <w:unhideWhenUsed/>
+    <w:rsid w:val="00F46C5A"/>
+    <w:rPr>
+      <w:color w:val="96607D" w:themeColor="followedHyperlink"/>
+      <w:u w:val="single"/>
     </w:rPr>
   </w:style>
 </w:styles>
